--- a/Directorio_Donantes_ETC88.docx
+++ b/Directorio_Donantes_ETC88.docx
@@ -379,7 +379,7 @@
           </w:tcPr>
           <w:p>
             <w:r>
-              <w:t>Grupo SID / MercaSID (aceite Crisol)</w:t>
+              <w:t>Induveca (Grupo SID) — embutidos/pollo</w:t>
             </w:r>
           </w:p>
         </w:tc>
@@ -389,7 +389,7 @@
           </w:tcPr>
           <w:p>
             <w:r>
-              <w:t>compras@mercasid.com.do · 809-565-2151</w:t>
+              <w:t>servicioalcliente@induveca.com.do</w:t>
             </w:r>
           </w:p>
         </w:tc>
@@ -421,7 +421,7 @@
           </w:tcPr>
           <w:p>
             <w:r>
-              <w:t>Induveca (pollo/embutidos)</w:t>
+              <w:t>Grupo SID / MercaSID (aceite Crisol)</w:t>
             </w:r>
           </w:p>
         </w:tc>
@@ -431,7 +431,7 @@
           </w:tcPr>
           <w:p>
             <w:r>
-              <w:t>servicioalcliente@induveca.com.do</w:t>
+              <w:t>compras@mercasid.com.do · 809-565-2151</w:t>
             </w:r>
           </w:p>
         </w:tc>
